--- a/docs/hyperv/architecture/docx/FDD_Enterprise_Architecture-v2.docx
+++ b/docs/hyperv/architecture/docx/FDD_Enterprise_Architecture-v2.docx
@@ -333,6 +333,112 @@
               <w:t xml:space="preserve">    ActiveRunning --&gt; Maintenance: Manual Admin Lock</w:t>
               <w:br/>
               <w:t xml:space="preserve">    Maintenance --&gt; StandbyPaused: Admin Unlock</w:t>
+            </w:r>
+          </w:p>
+        </w:tc>
+      </w:tr>
+    </w:tbl>
+    <w:p>
+      <w:pPr>
+        <w:spacing w:after="80"/>
+      </w:pPr>
+    </w:p>
+    <w:p>
+      <w:pPr>
+        <w:spacing w:before="0" w:after="120" w:line="276" w:lineRule="auto"/>
+      </w:pPr>
+      <w:r>
+        <w:rPr>
+          <w:rFonts w:ascii="Calibri" w:hAnsi="Calibri"/>
+          <w:b/>
+          <w:color w:val="282828"/>
+          <w:sz w:val="21"/>
+        </w:rPr>
+        <w:t xml:space="preserve">• Elastic Standby Replenishment &amp; Autoscaler: </w:t>
+      </w:r>
+      <w:r>
+        <w:rPr>
+          <w:rFonts w:ascii="Calibri" w:hAnsi="Calibri"/>
+          <w:color w:val="333333"/>
+          <w:sz w:val="21"/>
+        </w:rPr>
+        <w:t>Low Watermark Enforcement (Kmin &gt;= 1): The controller maintains ready-state standby instances. When an instance is leased, an async background worker immediately unpauses/promotes the next standby VM. High Watermark Surge Autoscaling (Kmax up to 5-10): Velocity and queue triggers dynamically expand the buffer to absorb burst traffic with zero cold boots.</w:t>
+      </w:r>
+    </w:p>
+    <w:p>
+      <w:pPr>
+        <w:spacing w:before="120" w:after="40"/>
+      </w:pPr>
+      <w:r>
+        <w:rPr>
+          <w:rFonts w:ascii="Calibri" w:hAnsi="Calibri"/>
+          <w:b/>
+          <w:color w:val="595959"/>
+          <w:sz w:val="19"/>
+        </w:rPr>
+        <w:t>Pool Configuration Schema (pool_config.json):</w:t>
+      </w:r>
+    </w:p>
+    <w:tbl>
+      <w:tblPr>
+        <w:tblW w:type="auto" w:w="0"/>
+        <w:jc w:val="center"/>
+        <w:tblLook w:firstColumn="1" w:firstRow="1" w:lastColumn="0" w:lastRow="0" w:noHBand="0" w:noVBand="1" w:val="04A0"/>
+      </w:tblPr>
+      <w:tblGrid>
+        <w:gridCol w:w="9792"/>
+      </w:tblGrid>
+      <w:tr>
+        <w:tc>
+          <w:tcPr>
+            <w:tcW w:type="dxa" w:w="9792"/>
+            <w:shd w:fill="F8F9FA"/>
+            <w:tcMar>
+              <w:top w:w="100" w:type="dxa"/>
+              <w:bottom w:w="100" w:type="dxa"/>
+              <w:left w:w="150" w:type="dxa"/>
+              <w:right w:w="150" w:type="dxa"/>
+            </w:tcMar>
+            <w:tcBorders>
+              <w:top w:val="single" w:sz="4" w:space="0" w:color="E1E4E8"/>
+              <w:bottom w:val="single" w:sz="4" w:space="0" w:color="E1E4E8"/>
+              <w:left w:val="single" w:sz="4" w:space="0" w:color="E1E4E8"/>
+              <w:right w:val="single" w:sz="4" w:space="0" w:color="E1E4E8"/>
+            </w:tcBorders>
+          </w:tcPr>
+          <w:p>
+            <w:pPr>
+              <w:spacing w:before="0" w:after="0" w:line="252" w:lineRule="auto"/>
+            </w:pPr>
+            <w:r>
+              <w:rPr>
+                <w:rFonts w:ascii="Consolas" w:hAnsi="Consolas"/>
+                <w:color w:val="24292E"/>
+                <w:sz w:val="18"/>
+              </w:rPr>
+              <w:t>{</w:t>
+              <w:br/>
+              <w:t xml:space="preserve">  "pool_id": "prod-adpa",</w:t>
+              <w:br/>
+              <w:t xml:space="preserve">  "min_ready_standby": 1,</w:t>
+              <w:br/>
+              <w:t xml:space="preserve">  "max_ready_standby": 5,</w:t>
+              <w:br/>
+              <w:t xml:space="preserve">  "surge_velocity_threshold_rps": 10,</w:t>
+              <w:br/>
+              <w:t xml:space="preserve">  "queue_depth_trigger": 1,</w:t>
+              <w:br/>
+              <w:t xml:space="preserve">  "idle_timeout_seconds": 300,</w:t>
+              <w:br/>
+              <w:t xml:space="preserve">  "reaping_cooldown_seconds": 180,</w:t>
+              <w:br/>
+              <w:t xml:space="preserve">  "pre_warm_schedule": [</w:t>
+              <w:br/>
+              <w:t xml:space="preserve">    { "cron": "0 8 * * 1-5", "target_ready": 4, "duration_minutes": 60 }</w:t>
+              <w:br/>
+              <w:t xml:space="preserve">  ]</w:t>
+              <w:br/>
+              <w:t>}</w:t>
             </w:r>
           </w:p>
         </w:tc>

--- a/docs/hyperv/architecture/docx/FDD_Enterprise_Architecture-v2.docx
+++ b/docs/hyperv/architecture/docx/FDD_Enterprise_Architecture-v2.docx
@@ -54,7 +54,7 @@
           <w:color w:val="333333"/>
           <w:sz w:val="21"/>
         </w:rPr>
-        <w:t>The MXC Production environment decomposes into three tightly coordinated subsystems: (1) The JIT Ingress Proxy Gateway (Buffer Queue, Wake Signal IPC, Health Poller, Session Tracker), (2) The MXC Hardware Lifecycle Controller (Warm Pool Manager, Inactivity Reaper, Differencing Disk Discard), and (3) The Guest Production Appliance (ADPA/SIDPA Windows Service, Health Probe :8080/health, Isolated Virtual NIC, Memory-Resident Working Set).</w:t>
+        <w:t>The MXC Production environment decomposes into three tightly coordinated subsystems: (1) The JIT Ingress Proxy Gateway (Buffer Queue, Wake Signal IPC, In-Flight Request Tracker, Health/Clock Poller), (2) The MXC Hardware Lifecycle Controller (Warm Pool Manager, Inactivity Reaper, Differencing Disk Discard, TransitionLock), and (3) The Guest Production Appliance (ADPA/SIDPA Windows Service, Health Probe :8080/health, Internal Egress Whitelist, Memory-Resident Working Set).</w:t>
       </w:r>
     </w:p>
     <w:p>
@@ -97,7 +97,7 @@
           <w:color w:val="333333"/>
           <w:sz w:val="21"/>
         </w:rPr>
-        <w:t>Reverse Proxy Engine (YARP / Envoy / FastMCP Gateway) running as a system service on the Hyper-V host or DMZ node. Responsibilities include terminating client TLS connections (:443), matching incoming paths to production pool targets (/api/v1/adpa/* -&gt; pool:prod-adpa), maintaining a buffered connection queue while dormant, dispatching wake commands to MXC, proxying HTTP payloads, and resetting session inactivity timers on each packet.</w:t>
+        <w:t>Reverse Proxy Engine (YARP / Envoy / FastMCP Gateway) running as a system service on the Hyper-V host or DMZ node. Responsibilities include terminating client TLS connections (:443), matching incoming paths to production pool targets (/api/v1/adpa/* -&gt; pool:prod-adpa), maintaining a buffered connection queue while dormant, dispatching wake commands to MXC, proxying HTTP payloads, maintaining an atomic active_open_requests counter, and executing atomic TransitionLock reaping to prevent race conditions.</w:t>
       </w:r>
     </w:p>
     <w:p>
@@ -318,17 +318,19 @@
               </w:rPr>
               <w:t>stateDiagram-v2</w:t>
               <w:br/>
-              <w:t xml:space="preserve">    [*] --&gt; StandbyPaused: Cold Bake &amp; Freeze</w:t>
+              <w:t xml:space="preserve">    [*] --&gt; ColdProvisioned: Differencing Disk Attached (0MB Host RAM)</w:t>
+              <w:br/>
+              <w:t xml:space="preserve">    ColdProvisioned --&gt; StandbyPaused: Background Pre-Warm &amp; Suspend-VM (~1.5s, 1GB RAM, 0% CPU)</w:t>
               <w:br/>
               <w:t xml:space="preserve">    StandbyPaused --&gt; ActiveRunning: Client Request (pool_lease &lt;300ms)</w:t>
               <w:br/>
-              <w:t xml:space="preserve">    ActiveRunning --&gt; ActiveRunning: Inbound HTTP Traffic</w:t>
+              <w:t xml:space="preserve">    ActiveRunning --&gt; ActiveRunning: Inbound HTTP Traffic (active_open_requests &gt; 0)</w:t>
               <w:br/>
-              <w:t xml:space="preserve">    ActiveRunning --&gt; ReapingState: Idle Timeout (300s no traffic)</w:t>
+              <w:t xml:space="preserve">    ActiveRunning --&gt; ReapingState: Idle Timeout (active_open_requests == 0 &amp; t &gt; 300s)</w:t>
               <w:br/>
-              <w:t xml:space="preserve">    ReapingState --&gt; RestoreBaseline: Discard .avhdx Delta</w:t>
+              <w:t xml:space="preserve">    ReapingState --&gt; StandbyPaused: Discard .avhdx &amp; Restore Baseline (if pool count &lt;= Kmax)</w:t>
               <w:br/>
-              <w:t xml:space="preserve">    RestoreBaseline --&gt; StandbyPaused: Suspend-VM (CPU: 0%)</w:t>
+              <w:t xml:space="preserve">    ReapingState --&gt; ColdProvisioned: Reclaim Host RAM / Stop-VM (if surplus beyond Kmin)</w:t>
               <w:br/>
               <w:t xml:space="preserve">    ActiveRunning --&gt; Maintenance: Manual Admin Lock</w:t>
               <w:br/>
@@ -362,7 +364,7 @@
           <w:color w:val="333333"/>
           <w:sz w:val="21"/>
         </w:rPr>
-        <w:t>Low Watermark Enforcement (Kmin &gt;= 1): The controller maintains ready-state standby instances. When an instance is leased, an async background worker immediately unpauses/promotes the next standby VM. High Watermark Surge Autoscaling (Kmax up to 5-10): Velocity and queue triggers dynamically expand the buffer to absorb burst traffic with zero cold boots.</w:t>
+        <w:t>Low Watermark Enforcement (Kmin &gt;= 1): The controller maintains ready-state standby instances. When an instance is leased, an async background worker immediately unpauses/promotes a ColdProvisioned VM in ~1.5s. High Watermark Surge Autoscaling (Kmax up to 5-10): Velocity and queue triggers dynamically expand the buffer to absorb burst traffic with zero cold boots.</w:t>
       </w:r>
     </w:p>
     <w:p>
@@ -533,7 +535,7 @@
           <w:color w:val="333333"/>
           <w:sz w:val="21"/>
         </w:rPr>
-        <w:t>Runs on Windows Server 2025 Core or Hardened Desktop Experience (winserv2025-prod-adpa.vhdx). Application runs as a self-hosted Windows Service (Kestrel / FastAPI / Go service) on 0.0.0.0:8080. GET /health returns {"status": "healthy", "service": "ADPA", "uptime_ms": 1240} in &lt;5ms. Assemblies are pre-compiled (Native AOT / NGen) with working set memory warmed prior to capturing baseline-hot-ready. Windows Firewall blocks all inbound traffic except port 8080 from the internal virtual switch and blocks all outbound internet egress.</w:t>
+        <w:t>Runs on Windows Server 2025 Core or Hardened Desktop Experience (winserv2025-prod-adpa.vhdx). Application runs as a self-hosted Windows Service (Kestrel / FastAPI / Go service) on 0.0.0.0:8080. GET /health verifies service health, asserts Hyper-V clock synchronization (abs(GuestTime - HostTime) &lt; 50ms) to prevent TLS/Kerberos clock skew, and re-seeds hardware PRNG entropy (RDRAND/BCryptGenRandom). Outbound traffic is restricted via an Internal Data Plane Whitelist (TCP 1433 for SQL Server, TCP 5432 for PostgreSQL, TCP 443 for S3 Private Endpoints) with arbitrary public internet egress blocked.</w:t>
       </w:r>
     </w:p>
     <w:tbl>
@@ -675,8 +677,10 @@
               <w:br/>
               <w:t xml:space="preserve">    participant Guest as ADPA Service (Guest :8080)</w:t>
               <w:br/>
+              <w:t xml:space="preserve">    participant DB as Internal Enterprise Datastore</w:t>
               <w:br/>
-              <w:t xml:space="preserve">    Note over HyperV,Guest: State: Paused (0% CPU, Memory Baseline)</w:t>
+              <w:br/>
+              <w:t xml:space="preserve">    Note over HyperV,Guest: State: StandbyPaused (0% CPU, Memory Resident)</w:t>
               <w:br/>
               <w:t xml:space="preserve">    Client-&gt;&gt;Proxy: POST /api/v1/adpa/process (Payload: 2MB JSON)</w:t>
               <w:br/>
@@ -690,21 +694,27 @@
               <w:br/>
               <w:t xml:space="preserve">    MXC--&gt;&gt;Proxy: Leased Sandbox ID: "hv:prod-adpa-01", IP: "172.24.100.5"</w:t>
               <w:br/>
-              <w:t xml:space="preserve">    loop Health Probe (Up to 1000ms, typically 50ms)</w:t>
+              <w:t xml:space="preserve">    loop Health &amp; Time-Sync Probe (Up to 1000ms, typically 50ms)</w:t>
               <w:br/>
               <w:t xml:space="preserve">        Proxy-&gt;&gt;Guest: GET http://172.24.100.5:8080/health</w:t>
               <w:br/>
-              <w:t xml:space="preserve">        Guest--&gt;&gt;Proxy: HTTP 200 {"status": "healthy"}</w:t>
+              <w:t xml:space="preserve">        Guest-&gt;&gt;Guest: Re-seed PRNG (RDRAND) &amp; Assert Host Clock Sync</w:t>
+              <w:br/>
+              <w:t xml:space="preserve">        Guest--&gt;&gt;Proxy: HTTP 200 {"status": "healthy", "clock_synced": true}</w:t>
               <w:br/>
               <w:t xml:space="preserve">    end</w:t>
               <w:br/>
-              <w:t xml:space="preserve">    Proxy-&gt;&gt;Guest: Forward buffered POST /api/v1/adpa/process</w:t>
+              <w:t xml:space="preserve">    Proxy-&gt;&gt;Guest: Forward buffered POST (Increment active_open_requests)</w:t>
               <w:br/>
-              <w:t xml:space="preserve">    Guest--&gt;&gt;Proxy: HTTP 200 {"result": "success", "txId": "9482"}</w:t>
+              <w:t xml:space="preserve">    Guest-&gt;&gt;DB: TCP 1433/5432/443: Query &amp; Write Results via Egress Whitelist</w:t>
+              <w:br/>
+              <w:t xml:space="preserve">    DB--&gt;&gt;Guest: Transaction OK</w:t>
+              <w:br/>
+              <w:t xml:space="preserve">    Guest--&gt;&gt;Proxy: HTTP 200 {"result": "success", "txId": "9482"} (Decrement active_open_requests)</w:t>
               <w:br/>
               <w:t xml:space="preserve">    Proxy--&gt;&gt;Client: HTTP 200 {"result": "success", "txId": "9482"}</w:t>
               <w:br/>
-              <w:t xml:space="preserve">    Note over Proxy: Reset idle countdown (300 seconds)</w:t>
+              <w:t xml:space="preserve">    Note over Proxy: If active_open_requests == 0, reset idle countdown (300 seconds)</w:t>
             </w:r>
           </w:p>
         </w:tc>
@@ -734,7 +744,7 @@
           <w:color w:val="333333"/>
           <w:sz w:val="21"/>
         </w:rPr>
-        <w:t>When elapsed time since the last packet exceeds idle_timeout_seconds (default: 300s), the Ingress Proxy issues pool_release("hv:prod-adpa-01"). MXC disconnects the network adapter, restores the VM to checkpoint baseline-hot-ready, deletes the child .avhdx differencing disk, invokes Suspend-VM, and marks the instance ready in the pool registry.</w:t>
+        <w:t>When active_open_requests == 0 and elapsed time exceeds idle_timeout_seconds (300s), the Ingress Proxy acquires an atomic TransitionLock marking the VM Reaping in the routing table (eliminating race conditions). It then issues pool_release: MXC disconnects network adapters, restores baseline-hot-ready, discards the child .avhdx disk, invokes Suspend-VM, and updates pool_state.json.</w:t>
       </w:r>
     </w:p>
     <w:sectPr>

--- a/docs/hyperv/architecture/docx/FDD_Enterprise_Architecture-v2.docx
+++ b/docs/hyperv/architecture/docx/FDD_Enterprise_Architecture-v2.docx
@@ -97,7 +97,7 @@
           <w:color w:val="333333"/>
           <w:sz w:val="21"/>
         </w:rPr>
-        <w:t>Reverse Proxy Engine (YARP / Envoy / FastMCP Gateway) running as a system service on the Hyper-V host or DMZ node. Responsibilities include terminating client TLS connections (:443), matching incoming paths to production pool targets (/api/v1/adpa/* -&gt; pool:prod-adpa), maintaining a buffered connection queue while dormant, dispatching wake commands to MXC, proxying HTTP payloads, maintaining an atomic active_open_requests counter, and executing atomic TransitionLock reaping to prevent race conditions.</w:t>
+        <w:t>Reverse Proxy Engine (YARP / Envoy / FastMCP Gateway) running as a system service on the Hyper-V host or DMZ node. Responsibilities include terminating client TLS connections (:443), matching incoming paths to production pool targets (/api/v1/adpa/* -&gt; pool:prod-adpa), maintaining a buffered connection queue while dormant, dispatching wake commands to MXC, proxying HTTP payloads, maintaining an atomic active_open_requests counter, enforcing a hard max_request_execution_timeout_seconds (default 900s) to prevent hung requests from permanently blocking reaping, and executing atomic TransitionLock reaping to prevent race conditions.</w:t>
       </w:r>
     </w:p>
     <w:p>
@@ -164,6 +164,8 @@
               <w:t xml:space="preserve">  "wake_timeout_ms": 3000,</w:t>
               <w:br/>
               <w:t xml:space="preserve">  "idle_timeout_seconds": 300,</w:t>
+              <w:br/>
+              <w:t xml:space="preserve">  "max_request_execution_timeout_seconds": 900,</w:t>
               <w:br/>
               <w:t xml:space="preserve">  "health_check_path": "/health"</w:t>
               <w:br/>
@@ -535,7 +537,7 @@
           <w:color w:val="333333"/>
           <w:sz w:val="21"/>
         </w:rPr>
-        <w:t>Runs on Windows Server 2025 Core or Hardened Desktop Experience (winserv2025-prod-adpa.vhdx). Application runs as a self-hosted Windows Service (Kestrel / FastAPI / Go service) on 0.0.0.0:8080. GET /health verifies service health, asserts Hyper-V clock synchronization (abs(GuestTime - HostTime) &lt; 50ms) to prevent TLS/Kerberos clock skew, and re-seeds hardware PRNG entropy (RDRAND/BCryptGenRandom). Outbound traffic is restricted via an Internal Data Plane Whitelist (TCP 1433 for SQL Server, TCP 5432 for PostgreSQL, TCP 443 for S3 Private Endpoints) with arbitrary public internet egress blocked.</w:t>
+        <w:t>Runs on Windows Server 2025 Core or Hardened Desktop Experience (winserv2025-prod-adpa.vhdx). Application runs as a self-hosted Windows Service (Kestrel / FastAPI / Go service) on 0.0.0.0:8080. GET /health verifies service health, asserts Hyper-V clock synchronization (abs(GuestTime - HostTime) &lt; 50ms) to prevent TLS/Kerberos clock skew, re-seeds hardware PRNG entropy (RDRAND/BCryptGenRandom), and flushes stale connection pools (ClearAllPools()). Outbound traffic is restricted via an Internal Data Plane Whitelist (TCP 1433 for SQL Server, TCP 5432 for PostgreSQL, TCP 443 for S3 Private Endpoints, UDP/TCP 53 for Internal DNS, and UDP/TCP 88 for Kerberos) with arbitrary public internet egress blocked.</w:t>
       </w:r>
     </w:p>
     <w:tbl>
@@ -694,11 +696,11 @@
               <w:br/>
               <w:t xml:space="preserve">    MXC--&gt;&gt;Proxy: Leased Sandbox ID: "hv:prod-adpa-01", IP: "172.24.100.5"</w:t>
               <w:br/>
-              <w:t xml:space="preserve">    loop Health &amp; Time-Sync Probe (Up to 1000ms, typically 50ms)</w:t>
+              <w:t xml:space="preserve">    loop Health, PRNG &amp; DB Pool Probe (Up to 1000ms, typically 50ms)</w:t>
               <w:br/>
               <w:t xml:space="preserve">        Proxy-&gt;&gt;Guest: GET http://172.24.100.5:8080/health</w:t>
               <w:br/>
-              <w:t xml:space="preserve">        Guest-&gt;&gt;Guest: Re-seed PRNG (RDRAND) &amp; Assert Host Clock Sync</w:t>
+              <w:t xml:space="preserve">        Guest-&gt;&gt;Guest: Re-seed PRNG (RDRAND), Clear DB Pools (ClearAllPools), Assert Host Clock Sync</w:t>
               <w:br/>
               <w:t xml:space="preserve">        Guest--&gt;&gt;Proxy: HTTP 200 {"status": "healthy", "clock_synced": true}</w:t>
               <w:br/>
